--- a/Data Warehouse Project Documentation.docx
+++ b/Data Warehouse Project Documentation.docx
@@ -11299,7 +11299,7 @@
         </w:rPr>
         <w:lastRenderedPageBreak/>
         <w:drawing>
-          <wp:inline distT="0" distB="0" distL="0" distR="0" wp14:anchorId="7A3AF216" wp14:editId="11D778D9">
+          <wp:inline distT="0" distB="0" distL="0" distR="0" wp14:anchorId="7A3AF216" wp14:editId="06B7AB5E">
             <wp:extent cx="5486400" cy="3150235"/>
             <wp:effectExtent l="0" t="0" r="0" b="0"/>
             <wp:docPr id="762033776" name="Picture 2"/>
@@ -11353,7 +11353,7 @@
           <w:lang w:val="en-GB"/>
         </w:rPr>
         <w:drawing>
-          <wp:inline distT="0" distB="0" distL="0" distR="0" wp14:anchorId="12696FA2" wp14:editId="76D2D8E3">
+          <wp:inline distT="0" distB="0" distL="0" distR="0" wp14:anchorId="12696FA2" wp14:editId="105E24D5">
             <wp:extent cx="5486400" cy="3184525"/>
             <wp:effectExtent l="0" t="0" r="0" b="0"/>
             <wp:docPr id="334991902" name="Picture 3"/>
@@ -11408,7 +11408,7 @@
         </w:rPr>
         <w:lastRenderedPageBreak/>
         <w:drawing>
-          <wp:inline distT="0" distB="0" distL="0" distR="0" wp14:anchorId="446024EC" wp14:editId="1A98E696">
+          <wp:inline distT="0" distB="0" distL="0" distR="0" wp14:anchorId="446024EC" wp14:editId="205FA588">
             <wp:extent cx="5486400" cy="3100705"/>
             <wp:effectExtent l="0" t="0" r="0" b="4445"/>
             <wp:docPr id="2014320014" name="Picture 4"/>
@@ -11462,7 +11462,7 @@
           <w:lang w:val="en-GB"/>
         </w:rPr>
         <w:drawing>
-          <wp:inline distT="0" distB="0" distL="0" distR="0" wp14:anchorId="6D029EB4" wp14:editId="431F15EC">
+          <wp:inline distT="0" distB="0" distL="0" distR="0" wp14:anchorId="6D029EB4" wp14:editId="5B4926BA">
             <wp:extent cx="5486400" cy="3103880"/>
             <wp:effectExtent l="0" t="0" r="0" b="1270"/>
             <wp:docPr id="48312181" name="Picture 5"/>
@@ -11639,11 +11639,10 @@
     </w:p>
     <w:p>
       <w:pPr>
-        <w:rPr>
-          <w:rFonts w:ascii="Arial" w:hAnsi="Arial" w:cs="Arial"/>
-          <w:b/>
-          <w:bCs/>
-          <w:color w:val="000000" w:themeColor="text1"/>
+        <w:pStyle w:val="NoSpacing"/>
+        <w:rPr>
+          <w:b/>
+          <w:bCs/>
           <w:sz w:val="28"/>
           <w:szCs w:val="28"/>
           <w:u w:val="single"/>
@@ -11652,35 +11651,235 @@
       </w:pPr>
       <w:r>
         <w:rPr>
-          <w:rFonts w:ascii="Arial" w:hAnsi="Arial" w:cs="Arial"/>
-          <w:b/>
-          <w:bCs/>
-          <w:color w:val="000000" w:themeColor="text1"/>
+          <w:lang w:val="en-GB"/>
+        </w:rPr>
+        <w:br w:type="page"/>
+      </w:r>
+      <w:r>
+        <w:rPr>
+          <w:b/>
+          <w:bCs/>
           <w:sz w:val="28"/>
           <w:szCs w:val="28"/>
           <w:u w:val="single"/>
           <w:lang w:val="en-GB"/>
         </w:rPr>
-        <w:br w:type="page"/>
-      </w:r>
-      <w:r>
-        <w:rPr>
-          <w:rFonts w:ascii="Arial" w:hAnsi="Arial" w:cs="Arial"/>
-          <w:b/>
-          <w:bCs/>
-          <w:color w:val="000000" w:themeColor="text1"/>
+        <w:lastRenderedPageBreak/>
+        <w:t>6. Interactive dashboard for the DWH (using Power BI)</w:t>
+      </w:r>
+    </w:p>
+    <w:p>
+      <w:pPr>
+        <w:pStyle w:val="NoSpacing"/>
+        <w:rPr>
+          <w:b/>
+          <w:bCs/>
           <w:sz w:val="28"/>
           <w:szCs w:val="28"/>
           <w:u w:val="single"/>
           <w:lang w:val="en-GB"/>
         </w:rPr>
+      </w:pPr>
+      <w:r>
+        <w:rPr>
+          <w:b/>
+          <w:bCs/>
+          <w:noProof/>
+          <w:sz w:val="28"/>
+          <w:szCs w:val="28"/>
+          <w:u w:val="single"/>
+          <w:lang w:val="en-GB"/>
+        </w:rPr>
+        <w:drawing>
+          <wp:inline distT="0" distB="0" distL="0" distR="0" wp14:anchorId="66BC80DF" wp14:editId="6EC784E6">
+            <wp:extent cx="5486400" cy="3064510"/>
+            <wp:effectExtent l="0" t="0" r="0" b="2540"/>
+            <wp:docPr id="1054879864" name="Picture 1"/>
+            <wp:cNvGraphicFramePr>
+              <a:graphicFrameLocks xmlns:a="http://schemas.openxmlformats.org/drawingml/2006/main" noChangeAspect="1"/>
+            </wp:cNvGraphicFramePr>
+            <a:graphic xmlns:a="http://schemas.openxmlformats.org/drawingml/2006/main">
+              <a:graphicData uri="http://schemas.openxmlformats.org/drawingml/2006/picture">
+                <pic:pic xmlns:pic="http://schemas.openxmlformats.org/drawingml/2006/picture">
+                  <pic:nvPicPr>
+                    <pic:cNvPr id="1054879864" name="Picture 1054879864"/>
+                    <pic:cNvPicPr/>
+                  </pic:nvPicPr>
+                  <pic:blipFill>
+                    <a:blip r:embed="rId24">
+                      <a:extLst>
+                        <a:ext uri="{28A0092B-C50C-407E-A947-70E740481C1C}">
+                          <a14:useLocalDpi xmlns:a14="http://schemas.microsoft.com/office/drawing/2010/main" val="0"/>
+                        </a:ext>
+                      </a:extLst>
+                    </a:blip>
+                    <a:stretch>
+                      <a:fillRect/>
+                    </a:stretch>
+                  </pic:blipFill>
+                  <pic:spPr>
+                    <a:xfrm>
+                      <a:off x="0" y="0"/>
+                      <a:ext cx="5486400" cy="3064510"/>
+                    </a:xfrm>
+                    <a:prstGeom prst="rect">
+                      <a:avLst/>
+                    </a:prstGeom>
+                  </pic:spPr>
+                </pic:pic>
+              </a:graphicData>
+            </a:graphic>
+          </wp:inline>
+        </w:drawing>
+      </w:r>
+    </w:p>
+    <w:p>
+      <w:pPr>
+        <w:pStyle w:val="NoSpacing"/>
+        <w:rPr>
+          <w:b/>
+          <w:bCs/>
+          <w:sz w:val="28"/>
+          <w:szCs w:val="28"/>
+          <w:u w:val="single"/>
+          <w:lang w:val="en-GB"/>
+        </w:rPr>
+      </w:pPr>
+    </w:p>
+    <w:p>
+      <w:pPr>
+        <w:pStyle w:val="NoSpacing"/>
+        <w:rPr>
+          <w:b/>
+          <w:bCs/>
+          <w:sz w:val="28"/>
+          <w:szCs w:val="28"/>
+          <w:u w:val="single"/>
+          <w:lang w:val="en-GB"/>
+        </w:rPr>
+      </w:pPr>
+      <w:r>
+        <w:rPr>
+          <w:b/>
+          <w:bCs/>
+          <w:noProof/>
+          <w:sz w:val="28"/>
+          <w:szCs w:val="28"/>
+          <w:u w:val="single"/>
+          <w:lang w:val="en-GB"/>
+        </w:rPr>
+        <w:drawing>
+          <wp:inline distT="0" distB="0" distL="0" distR="0" wp14:anchorId="5F48C5D4" wp14:editId="77425187">
+            <wp:extent cx="5486400" cy="3105785"/>
+            <wp:effectExtent l="0" t="0" r="0" b="0"/>
+            <wp:docPr id="1070430551" name="Picture 2"/>
+            <wp:cNvGraphicFramePr>
+              <a:graphicFrameLocks xmlns:a="http://schemas.openxmlformats.org/drawingml/2006/main" noChangeAspect="1"/>
+            </wp:cNvGraphicFramePr>
+            <a:graphic xmlns:a="http://schemas.openxmlformats.org/drawingml/2006/main">
+              <a:graphicData uri="http://schemas.openxmlformats.org/drawingml/2006/picture">
+                <pic:pic xmlns:pic="http://schemas.openxmlformats.org/drawingml/2006/picture">
+                  <pic:nvPicPr>
+                    <pic:cNvPr id="1070430551" name="Picture 1070430551"/>
+                    <pic:cNvPicPr/>
+                  </pic:nvPicPr>
+                  <pic:blipFill>
+                    <a:blip r:embed="rId25">
+                      <a:extLst>
+                        <a:ext uri="{28A0092B-C50C-407E-A947-70E740481C1C}">
+                          <a14:useLocalDpi xmlns:a14="http://schemas.microsoft.com/office/drawing/2010/main" val="0"/>
+                        </a:ext>
+                      </a:extLst>
+                    </a:blip>
+                    <a:stretch>
+                      <a:fillRect/>
+                    </a:stretch>
+                  </pic:blipFill>
+                  <pic:spPr>
+                    <a:xfrm>
+                      <a:off x="0" y="0"/>
+                      <a:ext cx="5486400" cy="3105785"/>
+                    </a:xfrm>
+                    <a:prstGeom prst="rect">
+                      <a:avLst/>
+                    </a:prstGeom>
+                  </pic:spPr>
+                </pic:pic>
+              </a:graphicData>
+            </a:graphic>
+          </wp:inline>
+        </w:drawing>
+      </w:r>
+    </w:p>
+    <w:p>
+      <w:pPr>
+        <w:pStyle w:val="NoSpacing"/>
+        <w:rPr>
+          <w:b/>
+          <w:bCs/>
+          <w:sz w:val="28"/>
+          <w:szCs w:val="28"/>
+          <w:u w:val="single"/>
+          <w:lang w:val="en-GB"/>
+        </w:rPr>
+      </w:pPr>
+      <w:r>
+        <w:rPr>
+          <w:b/>
+          <w:bCs/>
+          <w:noProof/>
+          <w:sz w:val="28"/>
+          <w:szCs w:val="28"/>
+          <w:u w:val="single"/>
+          <w:lang w:val="en-GB"/>
+        </w:rPr>
         <w:lastRenderedPageBreak/>
-        <w:t>6. Interactive dashboard for the DWH (using Power BI)</w:t>
+        <w:drawing>
+          <wp:inline distT="0" distB="0" distL="0" distR="0" wp14:anchorId="4F65B8B0" wp14:editId="6E057C68">
+            <wp:extent cx="5486400" cy="3081655"/>
+            <wp:effectExtent l="0" t="0" r="0" b="4445"/>
+            <wp:docPr id="4935327" name="Picture 3"/>
+            <wp:cNvGraphicFramePr>
+              <a:graphicFrameLocks xmlns:a="http://schemas.openxmlformats.org/drawingml/2006/main" noChangeAspect="1"/>
+            </wp:cNvGraphicFramePr>
+            <a:graphic xmlns:a="http://schemas.openxmlformats.org/drawingml/2006/main">
+              <a:graphicData uri="http://schemas.openxmlformats.org/drawingml/2006/picture">
+                <pic:pic xmlns:pic="http://schemas.openxmlformats.org/drawingml/2006/picture">
+                  <pic:nvPicPr>
+                    <pic:cNvPr id="4935327" name="Picture 4935327"/>
+                    <pic:cNvPicPr/>
+                  </pic:nvPicPr>
+                  <pic:blipFill>
+                    <a:blip r:embed="rId26">
+                      <a:extLst>
+                        <a:ext uri="{28A0092B-C50C-407E-A947-70E740481C1C}">
+                          <a14:useLocalDpi xmlns:a14="http://schemas.microsoft.com/office/drawing/2010/main" val="0"/>
+                        </a:ext>
+                      </a:extLst>
+                    </a:blip>
+                    <a:stretch>
+                      <a:fillRect/>
+                    </a:stretch>
+                  </pic:blipFill>
+                  <pic:spPr>
+                    <a:xfrm>
+                      <a:off x="0" y="0"/>
+                      <a:ext cx="5486400" cy="3081655"/>
+                    </a:xfrm>
+                    <a:prstGeom prst="rect">
+                      <a:avLst/>
+                    </a:prstGeom>
+                  </pic:spPr>
+                </pic:pic>
+              </a:graphicData>
+            </a:graphic>
+          </wp:inline>
+        </w:drawing>
       </w:r>
     </w:p>
     <w:sectPr>
-      <w:headerReference w:type="default" r:id="rId24"/>
-      <w:footerReference w:type="default" r:id="rId25"/>
+      <w:headerReference w:type="default" r:id="rId27"/>
+      <w:footerReference w:type="default" r:id="rId28"/>
       <w:pgSz w:w="12240" w:h="15840"/>
       <w:pgMar w:top="1440" w:right="1800" w:bottom="1440" w:left="1800" w:header="708" w:footer="708" w:gutter="0"/>
       <w:cols w:space="708"/>
@@ -12818,6 +13017,15 @@
       <w:shd w:val="clear" w:color="auto" w:fill="E1DFDD"/>
     </w:rPr>
   </w:style>
+  <w:style w:type="paragraph" w:styleId="NoSpacing">
+    <w:name w:val="No Spacing"/>
+    <w:uiPriority w:val="1"/>
+    <w:qFormat/>
+    <w:rsid w:val="00131774"/>
+    <w:pPr>
+      <w:spacing w:after="0" w:line="240" w:lineRule="auto"/>
+    </w:pPr>
+  </w:style>
 </w:styles>
 </file>
 
